--- a/public/assets/files/niestacjonarne/BYT.docx
+++ b/public/assets/files/niestacjonarne/BYT.docx
@@ -523,6 +523,7 @@
                 <w:i w:val="0"/>
                 <w:sz w:val="22"/>
               </w:rPr>
+              <w:t>I</w:t>
             </w:r>
           </w:p>
         </w:tc>
@@ -560,6 +561,7 @@
                 <w:i w:val="0"/>
                 <w:sz w:val="22"/>
               </w:rPr>
+              <w:t>obligatoryjny</w:t>
             </w:r>
           </w:p>
         </w:tc>

--- a/public/assets/files/niestacjonarne/BYT.docx
+++ b/public/assets/files/niestacjonarne/BYT.docx
@@ -681,12 +681,22 @@
         <w:tblW w:w="5000" w:type="pct"/>
       </w:tblPr>
       <w:tblGrid>
-        <w:gridCol w:w="9972"/>
+        <w:gridCol w:w="997"/>
+        <w:gridCol w:w="997"/>
+        <w:gridCol w:w="997"/>
+        <w:gridCol w:w="997"/>
+        <w:gridCol w:w="997"/>
+        <w:gridCol w:w="997"/>
+        <w:gridCol w:w="997"/>
+        <w:gridCol w:w="997"/>
+        <w:gridCol w:w="997"/>
+        <w:gridCol w:w="997"/>
       </w:tblGrid>
       <w:tr>
         <w:tc>
           <w:tcPr>
-            <w:tcW w:type="dxa" w:w="9972"/>
+            <w:tcW w:type="dxa" w:w="9970"/>
+            <w:gridSpan w:val="10"/>
             <w:shd w:val="clear" w:color="auto" w:fill="D9D9D9"/>
           </w:tcPr>
           <w:p>
@@ -705,31 +715,34 @@
           </w:p>
         </w:tc>
       </w:tr>
-    </w:tbl>
-    <w:tbl>
-      <w:tblPr>
-        <w:tblW w:type="auto" w:w="0"/>
-        <w:tblLook w:firstColumn="1" w:firstRow="1" w:lastColumn="0" w:lastRow="0" w:noHBand="0" w:noVBand="1" w:val="04A0"/>
-        <w:tblBorders>
-          <w:top w:val="single" w:sz="4" w:space="0" w:color="000000"/>
-          <w:left w:val="single" w:sz="4" w:space="0" w:color="000000"/>
-          <w:bottom w:val="single" w:sz="4" w:space="0" w:color="000000"/>
-          <w:right w:val="single" w:sz="4" w:space="0" w:color="000000"/>
-          <w:insideH w:val="single" w:sz="4" w:space="0" w:color="000000"/>
-          <w:insideV w:val="single" w:sz="4" w:space="0" w:color="000000"/>
-        </w:tblBorders>
-        <w:tblW w:w="5000" w:type="pct"/>
-      </w:tblPr>
-      <w:tblGrid>
-        <w:gridCol w:w="2493"/>
-        <w:gridCol w:w="2493"/>
-        <w:gridCol w:w="2493"/>
-        <w:gridCol w:w="2493"/>
-      </w:tblGrid>
       <w:tr>
         <w:tc>
           <w:tcPr>
-            <w:tcW w:type="dxa" w:w="2493"/>
+            <w:tcW w:type="dxa" w:w="9970"/>
+            <w:gridSpan w:val="10"/>
+            <w:shd w:val="clear" w:color="auto" w:fill="D9D9D9"/>
+          </w:tcPr>
+          <w:p>
+            <w:pPr>
+              <w:spacing w:before="20" w:after="20"/>
+            </w:pPr>
+            <w:r>
+              <w:rPr>
+                <w:rFonts w:ascii="Aptos" w:hAnsi="Aptos"/>
+                <w:b w:val="0"/>
+                <w:i w:val="0"/>
+                <w:sz w:val="16"/>
+              </w:rPr>
+              <w:t>Wymiar godzinowy (liczba godzin w semestrze)</w:t>
+            </w:r>
+          </w:p>
+        </w:tc>
+      </w:tr>
+      <w:tr>
+        <w:tc>
+          <w:tcPr>
+            <w:tcW w:type="dxa" w:w="1994"/>
+            <w:gridSpan w:val="2"/>
             <w:shd w:val="clear" w:color="auto" w:fill="D9D9D9"/>
           </w:tcPr>
           <w:p>
@@ -749,7 +762,8 @@
         </w:tc>
         <w:tc>
           <w:tcPr>
-            <w:tcW w:type="dxa" w:w="2493"/>
+            <w:tcW w:type="dxa" w:w="2991"/>
+            <w:gridSpan w:val="3"/>
             <w:shd w:val="clear" w:color="auto" w:fill="D9D9D9"/>
           </w:tcPr>
           <w:p>
@@ -769,7 +783,8 @@
         </w:tc>
         <w:tc>
           <w:tcPr>
-            <w:tcW w:type="dxa" w:w="2493"/>
+            <w:tcW w:type="dxa" w:w="2991"/>
+            <w:gridSpan w:val="3"/>
             <w:shd w:val="clear" w:color="auto" w:fill="D9D9D9"/>
           </w:tcPr>
           <w:p>
@@ -789,7 +804,8 @@
         </w:tc>
         <w:tc>
           <w:tcPr>
-            <w:tcW w:type="dxa" w:w="2493"/>
+            <w:tcW w:type="dxa" w:w="1994"/>
+            <w:gridSpan w:val="2"/>
             <w:shd w:val="clear" w:color="auto" w:fill="D9D9D9"/>
           </w:tcPr>
           <w:p>
@@ -811,7 +827,8 @@
       <w:tr>
         <w:tc>
           <w:tcPr>
-            <w:tcW w:type="dxa" w:w="2493"/>
+            <w:tcW w:type="dxa" w:w="1994"/>
+            <w:gridSpan w:val="2"/>
           </w:tcPr>
           <w:p>
             <w:pPr>
@@ -830,7 +847,8 @@
         </w:tc>
         <w:tc>
           <w:tcPr>
-            <w:tcW w:type="dxa" w:w="2493"/>
+            <w:tcW w:type="dxa" w:w="2991"/>
+            <w:gridSpan w:val="3"/>
           </w:tcPr>
           <w:p>
             <w:pPr>
@@ -849,7 +867,8 @@
         </w:tc>
         <w:tc>
           <w:tcPr>
-            <w:tcW w:type="dxa" w:w="2493"/>
+            <w:tcW w:type="dxa" w:w="2991"/>
+            <w:gridSpan w:val="3"/>
           </w:tcPr>
           <w:p>
             <w:pPr>
@@ -868,7 +887,8 @@
         </w:tc>
         <w:tc>
           <w:tcPr>
-            <w:tcW w:type="dxa" w:w="2493"/>
+            <w:tcW w:type="dxa" w:w="1994"/>
+            <w:gridSpan w:val="2"/>
           </w:tcPr>
           <w:p>
             <w:pPr>
@@ -886,30 +906,34 @@
           </w:p>
         </w:tc>
       </w:tr>
-    </w:tbl>
-    <w:tbl>
-      <w:tblPr>
-        <w:tblW w:type="auto" w:w="0"/>
-        <w:tblLook w:firstColumn="1" w:firstRow="1" w:lastColumn="0" w:lastRow="0" w:noHBand="0" w:noVBand="1" w:val="04A0"/>
-        <w:tblBorders>
-          <w:top w:val="single" w:sz="4" w:space="0" w:color="000000"/>
-          <w:left w:val="single" w:sz="4" w:space="0" w:color="000000"/>
-          <w:bottom w:val="single" w:sz="4" w:space="0" w:color="000000"/>
-          <w:right w:val="single" w:sz="4" w:space="0" w:color="000000"/>
-          <w:insideH w:val="single" w:sz="4" w:space="0" w:color="000000"/>
-          <w:insideV w:val="single" w:sz="4" w:space="0" w:color="000000"/>
-        </w:tblBorders>
-        <w:tblW w:w="5000" w:type="pct"/>
-      </w:tblPr>
-      <w:tblGrid>
-        <w:gridCol w:w="3324"/>
-        <w:gridCol w:w="3324"/>
-        <w:gridCol w:w="3324"/>
-      </w:tblGrid>
       <w:tr>
         <w:tc>
           <w:tcPr>
-            <w:tcW w:type="dxa" w:w="3324"/>
+            <w:tcW w:type="dxa" w:w="9970"/>
+            <w:gridSpan w:val="10"/>
+            <w:shd w:val="clear" w:color="auto" w:fill="D9D9D9"/>
+          </w:tcPr>
+          <w:p>
+            <w:pPr>
+              <w:spacing w:before="20" w:after="20"/>
+            </w:pPr>
+            <w:r>
+              <w:rPr>
+                <w:rFonts w:ascii="Aptos" w:hAnsi="Aptos"/>
+                <w:b/>
+                <w:i w:val="0"/>
+                <w:sz w:val="22"/>
+              </w:rPr>
+              <w:t>Bilans ECTS</w:t>
+            </w:r>
+          </w:p>
+        </w:tc>
+      </w:tr>
+      <w:tr>
+        <w:tc>
+          <w:tcPr>
+            <w:tcW w:type="dxa" w:w="4985"/>
+            <w:gridSpan w:val="5"/>
             <w:shd w:val="clear" w:color="auto" w:fill="D9D9D9"/>
           </w:tcPr>
           <w:p>
@@ -929,7 +953,8 @@
         </w:tc>
         <w:tc>
           <w:tcPr>
-            <w:tcW w:type="dxa" w:w="3324"/>
+            <w:tcW w:type="dxa" w:w="2991"/>
+            <w:gridSpan w:val="3"/>
             <w:shd w:val="clear" w:color="auto" w:fill="D9D9D9"/>
           </w:tcPr>
           <w:p>
@@ -949,7 +974,8 @@
         </w:tc>
         <w:tc>
           <w:tcPr>
-            <w:tcW w:type="dxa" w:w="3324"/>
+            <w:tcW w:type="dxa" w:w="1994"/>
+            <w:gridSpan w:val="2"/>
             <w:shd w:val="clear" w:color="auto" w:fill="D9D9D9"/>
           </w:tcPr>
           <w:p>
@@ -971,7 +997,8 @@
       <w:tr>
         <w:tc>
           <w:tcPr>
-            <w:tcW w:type="dxa" w:w="3324"/>
+            <w:tcW w:type="dxa" w:w="4985"/>
+            <w:gridSpan w:val="5"/>
           </w:tcPr>
           <w:p>
             <w:pPr>
@@ -990,7 +1017,8 @@
         </w:tc>
         <w:tc>
           <w:tcPr>
-            <w:tcW w:type="dxa" w:w="3324"/>
+            <w:tcW w:type="dxa" w:w="2991"/>
+            <w:gridSpan w:val="3"/>
           </w:tcPr>
           <w:p>
             <w:pPr>
@@ -1009,7 +1037,8 @@
         </w:tc>
         <w:tc>
           <w:tcPr>
-            <w:tcW w:type="dxa" w:w="3324"/>
+            <w:tcW w:type="dxa" w:w="1994"/>
+            <w:gridSpan w:val="2"/>
           </w:tcPr>
           <w:p>
             <w:pPr>
@@ -1030,7 +1059,8 @@
       <w:tr>
         <w:tc>
           <w:tcPr>
-            <w:tcW w:type="dxa" w:w="3324"/>
+            <w:tcW w:type="dxa" w:w="4985"/>
+            <w:gridSpan w:val="5"/>
           </w:tcPr>
           <w:p>
             <w:pPr>
@@ -1049,7 +1079,8 @@
         </w:tc>
         <w:tc>
           <w:tcPr>
-            <w:tcW w:type="dxa" w:w="3324"/>
+            <w:tcW w:type="dxa" w:w="2991"/>
+            <w:gridSpan w:val="3"/>
           </w:tcPr>
           <w:p>
             <w:pPr>
@@ -1068,7 +1099,8 @@
         </w:tc>
         <w:tc>
           <w:tcPr>
-            <w:tcW w:type="dxa" w:w="3324"/>
+            <w:tcW w:type="dxa" w:w="1994"/>
+            <w:gridSpan w:val="2"/>
           </w:tcPr>
           <w:p>
             <w:pPr>
@@ -1089,7 +1121,29 @@
       <w:tr>
         <w:tc>
           <w:tcPr>
-            <w:tcW w:type="dxa" w:w="3324"/>
+            <w:tcW w:type="dxa" w:w="4985"/>
+            <w:gridSpan w:val="5"/>
+            <w:shd w:val="clear" w:color="auto" w:fill="D9D9D9"/>
+          </w:tcPr>
+          <w:p>
+            <w:pPr>
+              <w:spacing w:before="20" w:after="20"/>
+            </w:pPr>
+            <w:r>
+              <w:rPr>
+                <w:rFonts w:ascii="Aptos" w:hAnsi="Aptos"/>
+                <w:b/>
+                <w:i w:val="0"/>
+                <w:sz w:val="16"/>
+              </w:rPr>
+              <w:t>Opis samodzielnej pracy studenta</w:t>
+            </w:r>
+          </w:p>
+        </w:tc>
+        <w:tc>
+          <w:tcPr>
+            <w:tcW w:type="dxa" w:w="4985"/>
+            <w:gridSpan w:val="5"/>
           </w:tcPr>
           <w:p>
             <w:pPr>
@@ -1102,45 +1156,6 @@
                 <w:i w:val="0"/>
                 <w:sz w:val="22"/>
               </w:rPr>
-              <w:t>Suma</w:t>
-            </w:r>
-          </w:p>
-        </w:tc>
-        <w:tc>
-          <w:tcPr>
-            <w:tcW w:type="dxa" w:w="3324"/>
-          </w:tcPr>
-          <w:p>
-            <w:pPr>
-              <w:spacing w:before="20" w:after="20"/>
-            </w:pPr>
-            <w:r>
-              <w:rPr>
-                <w:rFonts w:ascii="Aptos" w:hAnsi="Aptos"/>
-                <w:b w:val="0"/>
-                <w:i w:val="0"/>
-                <w:sz w:val="22"/>
-              </w:rPr>
-              <w:t>150</w:t>
-            </w:r>
-          </w:p>
-        </w:tc>
-        <w:tc>
-          <w:tcPr>
-            <w:tcW w:type="dxa" w:w="3324"/>
-          </w:tcPr>
-          <w:p>
-            <w:pPr>
-              <w:spacing w:before="20" w:after="20"/>
-            </w:pPr>
-            <w:r>
-              <w:rPr>
-                <w:rFonts w:ascii="Aptos" w:hAnsi="Aptos"/>
-                <w:b w:val="0"/>
-                <w:i w:val="0"/>
-                <w:sz w:val="22"/>
-              </w:rPr>
-              <w:t>6</w:t>
             </w:r>
           </w:p>
         </w:tc>
@@ -1906,14 +1921,14 @@
         <w:tblW w:w="5000" w:type="pct"/>
       </w:tblPr>
       <w:tblGrid>
-        <w:gridCol w:w="3324"/>
-        <w:gridCol w:w="3324"/>
-        <w:gridCol w:w="3324"/>
+        <w:gridCol w:w="680"/>
+        <w:gridCol w:w="4536"/>
+        <w:gridCol w:w="4252"/>
       </w:tblGrid>
       <w:tr>
         <w:tc>
           <w:tcPr>
-            <w:tcW w:type="dxa" w:w="9972"/>
+            <w:tcW w:type="dxa" w:w="9468"/>
             <w:gridSpan w:val="3"/>
             <w:shd w:val="clear" w:color="auto" w:fill="D9D9D9"/>
           </w:tcPr>
@@ -1936,7 +1951,7 @@
       <w:tr>
         <w:tc>
           <w:tcPr>
-            <w:tcW w:type="dxa" w:w="3324"/>
+            <w:tcW w:type="dxa" w:w="680"/>
             <w:shd w:val="clear" w:color="auto" w:fill="D9D9D9"/>
           </w:tcPr>
           <w:p>
@@ -1956,7 +1971,7 @@
         </w:tc>
         <w:tc>
           <w:tcPr>
-            <w:tcW w:type="dxa" w:w="3324"/>
+            <w:tcW w:type="dxa" w:w="4536"/>
             <w:shd w:val="clear" w:color="auto" w:fill="D9D9D9"/>
           </w:tcPr>
           <w:p>
@@ -1976,7 +1991,7 @@
         </w:tc>
         <w:tc>
           <w:tcPr>
-            <w:tcW w:type="dxa" w:w="3324"/>
+            <w:tcW w:type="dxa" w:w="4252"/>
             <w:shd w:val="clear" w:color="auto" w:fill="D9D9D9"/>
           </w:tcPr>
           <w:p>
@@ -1998,7 +2013,7 @@
       <w:tr>
         <w:tc>
           <w:tcPr>
-            <w:tcW w:type="dxa" w:w="3324"/>
+            <w:tcW w:type="dxa" w:w="680"/>
           </w:tcPr>
           <w:p>
             <w:pPr>
@@ -2017,7 +2032,7 @@
         </w:tc>
         <w:tc>
           <w:tcPr>
-            <w:tcW w:type="dxa" w:w="3324"/>
+            <w:tcW w:type="dxa" w:w="4536"/>
           </w:tcPr>
           <w:p>
             <w:pPr>
@@ -2036,7 +2051,7 @@
         </w:tc>
         <w:tc>
           <w:tcPr>
-            <w:tcW w:type="dxa" w:w="3324"/>
+            <w:tcW w:type="dxa" w:w="4252"/>
           </w:tcPr>
           <w:p>
             <w:pPr>
@@ -2056,7 +2071,7 @@
       <w:tr>
         <w:tc>
           <w:tcPr>
-            <w:tcW w:type="dxa" w:w="3324"/>
+            <w:tcW w:type="dxa" w:w="680"/>
           </w:tcPr>
           <w:p>
             <w:pPr>
@@ -2075,7 +2090,7 @@
         </w:tc>
         <w:tc>
           <w:tcPr>
-            <w:tcW w:type="dxa" w:w="3324"/>
+            <w:tcW w:type="dxa" w:w="4536"/>
           </w:tcPr>
           <w:p>
             <w:pPr>
@@ -2094,7 +2109,7 @@
         </w:tc>
         <w:tc>
           <w:tcPr>
-            <w:tcW w:type="dxa" w:w="3324"/>
+            <w:tcW w:type="dxa" w:w="4252"/>
           </w:tcPr>
           <w:p>
             <w:pPr>
@@ -2114,7 +2129,7 @@
       <w:tr>
         <w:tc>
           <w:tcPr>
-            <w:tcW w:type="dxa" w:w="3324"/>
+            <w:tcW w:type="dxa" w:w="680"/>
           </w:tcPr>
           <w:p>
             <w:pPr>
@@ -2133,7 +2148,7 @@
         </w:tc>
         <w:tc>
           <w:tcPr>
-            <w:tcW w:type="dxa" w:w="3324"/>
+            <w:tcW w:type="dxa" w:w="4536"/>
           </w:tcPr>
           <w:p>
             <w:pPr>
@@ -2152,7 +2167,7 @@
         </w:tc>
         <w:tc>
           <w:tcPr>
-            <w:tcW w:type="dxa" w:w="3324"/>
+            <w:tcW w:type="dxa" w:w="4252"/>
           </w:tcPr>
           <w:p>
             <w:pPr>
@@ -2172,7 +2187,7 @@
       <w:tr>
         <w:tc>
           <w:tcPr>
-            <w:tcW w:type="dxa" w:w="3324"/>
+            <w:tcW w:type="dxa" w:w="680"/>
           </w:tcPr>
           <w:p>
             <w:pPr>
@@ -2191,7 +2206,7 @@
         </w:tc>
         <w:tc>
           <w:tcPr>
-            <w:tcW w:type="dxa" w:w="3324"/>
+            <w:tcW w:type="dxa" w:w="4536"/>
           </w:tcPr>
           <w:p>
             <w:pPr>
@@ -2210,7 +2225,7 @@
         </w:tc>
         <w:tc>
           <w:tcPr>
-            <w:tcW w:type="dxa" w:w="3324"/>
+            <w:tcW w:type="dxa" w:w="4252"/>
           </w:tcPr>
           <w:p>
             <w:pPr>
@@ -2230,7 +2245,7 @@
       <w:tr>
         <w:tc>
           <w:tcPr>
-            <w:tcW w:type="dxa" w:w="3324"/>
+            <w:tcW w:type="dxa" w:w="680"/>
           </w:tcPr>
           <w:p>
             <w:pPr>
@@ -2249,7 +2264,7 @@
         </w:tc>
         <w:tc>
           <w:tcPr>
-            <w:tcW w:type="dxa" w:w="3324"/>
+            <w:tcW w:type="dxa" w:w="4536"/>
           </w:tcPr>
           <w:p>
             <w:pPr>
@@ -2268,7 +2283,7 @@
         </w:tc>
         <w:tc>
           <w:tcPr>
-            <w:tcW w:type="dxa" w:w="3324"/>
+            <w:tcW w:type="dxa" w:w="4252"/>
           </w:tcPr>
           <w:p>
             <w:pPr>
@@ -2288,7 +2303,7 @@
       <w:tr>
         <w:tc>
           <w:tcPr>
-            <w:tcW w:type="dxa" w:w="3324"/>
+            <w:tcW w:type="dxa" w:w="680"/>
           </w:tcPr>
           <w:p>
             <w:pPr>
@@ -2307,7 +2322,7 @@
         </w:tc>
         <w:tc>
           <w:tcPr>
-            <w:tcW w:type="dxa" w:w="3324"/>
+            <w:tcW w:type="dxa" w:w="4536"/>
           </w:tcPr>
           <w:p>
             <w:pPr>
@@ -2326,7 +2341,7 @@
         </w:tc>
         <w:tc>
           <w:tcPr>
-            <w:tcW w:type="dxa" w:w="3324"/>
+            <w:tcW w:type="dxa" w:w="4252"/>
           </w:tcPr>
           <w:p>
             <w:pPr>
@@ -2346,7 +2361,7 @@
       <w:tr>
         <w:tc>
           <w:tcPr>
-            <w:tcW w:type="dxa" w:w="3324"/>
+            <w:tcW w:type="dxa" w:w="680"/>
           </w:tcPr>
           <w:p>
             <w:pPr>
@@ -2365,7 +2380,7 @@
         </w:tc>
         <w:tc>
           <w:tcPr>
-            <w:tcW w:type="dxa" w:w="3324"/>
+            <w:tcW w:type="dxa" w:w="4536"/>
           </w:tcPr>
           <w:p>
             <w:pPr>
@@ -2384,7 +2399,7 @@
         </w:tc>
         <w:tc>
           <w:tcPr>
-            <w:tcW w:type="dxa" w:w="3324"/>
+            <w:tcW w:type="dxa" w:w="4252"/>
           </w:tcPr>
           <w:p>
             <w:pPr>
@@ -2404,7 +2419,7 @@
       <w:tr>
         <w:tc>
           <w:tcPr>
-            <w:tcW w:type="dxa" w:w="3324"/>
+            <w:tcW w:type="dxa" w:w="680"/>
           </w:tcPr>
           <w:p>
             <w:pPr>
@@ -2423,7 +2438,7 @@
         </w:tc>
         <w:tc>
           <w:tcPr>
-            <w:tcW w:type="dxa" w:w="3324"/>
+            <w:tcW w:type="dxa" w:w="4536"/>
           </w:tcPr>
           <w:p>
             <w:pPr>
@@ -2442,7 +2457,7 @@
         </w:tc>
         <w:tc>
           <w:tcPr>
-            <w:tcW w:type="dxa" w:w="3324"/>
+            <w:tcW w:type="dxa" w:w="4252"/>
           </w:tcPr>
           <w:p>
             <w:pPr>
@@ -2462,7 +2477,7 @@
       <w:tr>
         <w:tc>
           <w:tcPr>
-            <w:tcW w:type="dxa" w:w="3324"/>
+            <w:tcW w:type="dxa" w:w="680"/>
           </w:tcPr>
           <w:p>
             <w:pPr>
@@ -2481,7 +2496,7 @@
         </w:tc>
         <w:tc>
           <w:tcPr>
-            <w:tcW w:type="dxa" w:w="3324"/>
+            <w:tcW w:type="dxa" w:w="4536"/>
           </w:tcPr>
           <w:p>
             <w:pPr>
@@ -2500,7 +2515,7 @@
         </w:tc>
         <w:tc>
           <w:tcPr>
-            <w:tcW w:type="dxa" w:w="3324"/>
+            <w:tcW w:type="dxa" w:w="4252"/>
           </w:tcPr>
           <w:p>
             <w:pPr>
@@ -2520,7 +2535,7 @@
       <w:tr>
         <w:tc>
           <w:tcPr>
-            <w:tcW w:type="dxa" w:w="3324"/>
+            <w:tcW w:type="dxa" w:w="680"/>
           </w:tcPr>
           <w:p>
             <w:pPr>
@@ -2539,7 +2554,7 @@
         </w:tc>
         <w:tc>
           <w:tcPr>
-            <w:tcW w:type="dxa" w:w="3324"/>
+            <w:tcW w:type="dxa" w:w="4536"/>
           </w:tcPr>
           <w:p>
             <w:pPr>
@@ -2558,7 +2573,7 @@
         </w:tc>
         <w:tc>
           <w:tcPr>
-            <w:tcW w:type="dxa" w:w="3324"/>
+            <w:tcW w:type="dxa" w:w="4252"/>
           </w:tcPr>
           <w:p>
             <w:pPr>
@@ -2578,7 +2593,7 @@
       <w:tr>
         <w:tc>
           <w:tcPr>
-            <w:tcW w:type="dxa" w:w="3324"/>
+            <w:tcW w:type="dxa" w:w="680"/>
           </w:tcPr>
           <w:p>
             <w:pPr>
@@ -2597,7 +2612,7 @@
         </w:tc>
         <w:tc>
           <w:tcPr>
-            <w:tcW w:type="dxa" w:w="3324"/>
+            <w:tcW w:type="dxa" w:w="4536"/>
           </w:tcPr>
           <w:p>
             <w:pPr>
@@ -2616,7 +2631,7 @@
         </w:tc>
         <w:tc>
           <w:tcPr>
-            <w:tcW w:type="dxa" w:w="3324"/>
+            <w:tcW w:type="dxa" w:w="4252"/>
           </w:tcPr>
           <w:p>
             <w:pPr>
@@ -2636,7 +2651,7 @@
       <w:tr>
         <w:tc>
           <w:tcPr>
-            <w:tcW w:type="dxa" w:w="3324"/>
+            <w:tcW w:type="dxa" w:w="680"/>
           </w:tcPr>
           <w:p>
             <w:pPr>
@@ -2655,7 +2670,7 @@
         </w:tc>
         <w:tc>
           <w:tcPr>
-            <w:tcW w:type="dxa" w:w="3324"/>
+            <w:tcW w:type="dxa" w:w="4536"/>
           </w:tcPr>
           <w:p>
             <w:pPr>
@@ -2674,7 +2689,7 @@
         </w:tc>
         <w:tc>
           <w:tcPr>
-            <w:tcW w:type="dxa" w:w="3324"/>
+            <w:tcW w:type="dxa" w:w="4252"/>
           </w:tcPr>
           <w:p>
             <w:pPr>
@@ -2694,7 +2709,7 @@
       <w:tr>
         <w:tc>
           <w:tcPr>
-            <w:tcW w:type="dxa" w:w="3324"/>
+            <w:tcW w:type="dxa" w:w="680"/>
           </w:tcPr>
           <w:p>
             <w:pPr>
@@ -2713,7 +2728,7 @@
         </w:tc>
         <w:tc>
           <w:tcPr>
-            <w:tcW w:type="dxa" w:w="3324"/>
+            <w:tcW w:type="dxa" w:w="4536"/>
           </w:tcPr>
           <w:p>
             <w:pPr>
@@ -2732,7 +2747,7 @@
         </w:tc>
         <w:tc>
           <w:tcPr>
-            <w:tcW w:type="dxa" w:w="3324"/>
+            <w:tcW w:type="dxa" w:w="4252"/>
           </w:tcPr>
           <w:p>
             <w:pPr>
@@ -2752,7 +2767,7 @@
       <w:tr>
         <w:tc>
           <w:tcPr>
-            <w:tcW w:type="dxa" w:w="3324"/>
+            <w:tcW w:type="dxa" w:w="680"/>
           </w:tcPr>
           <w:p>
             <w:pPr>
@@ -2771,7 +2786,7 @@
         </w:tc>
         <w:tc>
           <w:tcPr>
-            <w:tcW w:type="dxa" w:w="3324"/>
+            <w:tcW w:type="dxa" w:w="4536"/>
           </w:tcPr>
           <w:p>
             <w:pPr>
@@ -2790,7 +2805,7 @@
         </w:tc>
         <w:tc>
           <w:tcPr>
-            <w:tcW w:type="dxa" w:w="3324"/>
+            <w:tcW w:type="dxa" w:w="4252"/>
           </w:tcPr>
           <w:p>
             <w:pPr>
@@ -2810,7 +2825,7 @@
       <w:tr>
         <w:tc>
           <w:tcPr>
-            <w:tcW w:type="dxa" w:w="3324"/>
+            <w:tcW w:type="dxa" w:w="680"/>
           </w:tcPr>
           <w:p>
             <w:pPr>
@@ -2829,7 +2844,7 @@
         </w:tc>
         <w:tc>
           <w:tcPr>
-            <w:tcW w:type="dxa" w:w="3324"/>
+            <w:tcW w:type="dxa" w:w="4536"/>
           </w:tcPr>
           <w:p>
             <w:pPr>
@@ -2848,7 +2863,7 @@
         </w:tc>
         <w:tc>
           <w:tcPr>
-            <w:tcW w:type="dxa" w:w="3324"/>
+            <w:tcW w:type="dxa" w:w="4252"/>
           </w:tcPr>
           <w:p>
             <w:pPr>
@@ -2868,7 +2883,7 @@
       <w:tr>
         <w:tc>
           <w:tcPr>
-            <w:tcW w:type="dxa" w:w="3324"/>
+            <w:tcW w:type="dxa" w:w="680"/>
           </w:tcPr>
           <w:p>
             <w:pPr>
@@ -2887,7 +2902,7 @@
         </w:tc>
         <w:tc>
           <w:tcPr>
-            <w:tcW w:type="dxa" w:w="3324"/>
+            <w:tcW w:type="dxa" w:w="4536"/>
           </w:tcPr>
           <w:p>
             <w:pPr>
@@ -2906,7 +2921,7 @@
         </w:tc>
         <w:tc>
           <w:tcPr>
-            <w:tcW w:type="dxa" w:w="3324"/>
+            <w:tcW w:type="dxa" w:w="4252"/>
           </w:tcPr>
           <w:p>
             <w:pPr>
@@ -3372,6 +3387,7 @@
                 <w:i w:val="0"/>
                 <w:sz w:val="22"/>
               </w:rPr>
+              <w:t>Kryteria oceny; Wykład: egzamin pisemny poprzedzony pracami bieżącej oceny, motywującej do systematycznej pracy w trakcie semestru.</w:t>
             </w:r>
           </w:p>
         </w:tc>
@@ -3430,6 +3446,7 @@
                 <w:i w:val="0"/>
                 <w:sz w:val="22"/>
               </w:rPr>
+              <w:t>Kryteria oceny; Wykład: egzamin pisemny poprzedzony pracami bieżącej oceny, motywującej do systematycznej pracy w trakcie semestru.</w:t>
             </w:r>
           </w:p>
         </w:tc>
@@ -3488,6 +3505,7 @@
                 <w:i w:val="0"/>
                 <w:sz w:val="22"/>
               </w:rPr>
+              <w:t>Kryteria oceny; Wykład: egzamin pisemny poprzedzony pracami bieżącej oceny, motywującej do systematycznej pracy w trakcie semestru.</w:t>
             </w:r>
           </w:p>
         </w:tc>
@@ -3546,6 +3564,7 @@
                 <w:i w:val="0"/>
                 <w:sz w:val="22"/>
               </w:rPr>
+              <w:t>Kryteria oceny; Wykład: egzamin pisemny poprzedzony pracami bieżącej oceny, motywującej do systematycznej pracy w trakcie semestru.</w:t>
             </w:r>
           </w:p>
         </w:tc>
@@ -3604,6 +3623,7 @@
                 <w:i w:val="0"/>
                 <w:sz w:val="22"/>
               </w:rPr>
+              <w:t>Kryteria oceny; Wykład: egzamin pisemny poprzedzony pracami bieżącej oceny, motywującej do systematycznej pracy w trakcie semestru.</w:t>
             </w:r>
           </w:p>
         </w:tc>
@@ -3767,6 +3787,7 @@
                 <w:i w:val="0"/>
                 <w:sz w:val="22"/>
               </w:rPr>
+              <w:t>Kryteria oceny; Wykład: egzamin pisemny poprzedzony pracami bieżącej oceny, motywującej do systematycznej pracy w trakcie semestru.</w:t>
             </w:r>
           </w:p>
         </w:tc>
@@ -3825,6 +3846,7 @@
                 <w:i w:val="0"/>
                 <w:sz w:val="22"/>
               </w:rPr>
+              <w:t>Kryteria oceny; Wykład: egzamin pisemny poprzedzony pracami bieżącej oceny, motywującej do systematycznej pracy w trakcie semestru.</w:t>
             </w:r>
           </w:p>
         </w:tc>
@@ -3883,6 +3905,7 @@
                 <w:i w:val="0"/>
                 <w:sz w:val="22"/>
               </w:rPr>
+              <w:t>Kryteria oceny; Wykład: egzamin pisemny poprzedzony pracami bieżącej oceny, motywującej do systematycznej pracy w trakcie semestru.</w:t>
             </w:r>
           </w:p>
         </w:tc>
@@ -3941,6 +3964,7 @@
                 <w:i w:val="0"/>
                 <w:sz w:val="22"/>
               </w:rPr>
+              <w:t>Kryteria oceny; Wykład: egzamin pisemny poprzedzony pracami bieżącej oceny, motywującej do systematycznej pracy w trakcie semestru.</w:t>
             </w:r>
           </w:p>
         </w:tc>
@@ -3999,6 +4023,7 @@
                 <w:i w:val="0"/>
                 <w:sz w:val="22"/>
               </w:rPr>
+              <w:t>Kryteria oceny; Wykład: egzamin pisemny poprzedzony pracami bieżącej oceny, motywującej do systematycznej pracy w trakcie semestru.</w:t>
             </w:r>
           </w:p>
         </w:tc>
@@ -4161,6 +4186,7 @@
                 <w:i w:val="0"/>
                 <w:sz w:val="22"/>
               </w:rPr>
+              <w:t>Kryteria oceny; Wykład: egzamin pisemny poprzedzony pracami bieżącej oceny, motywującej do systematycznej pracy w trakcie semestru.</w:t>
             </w:r>
           </w:p>
         </w:tc>
@@ -4218,6 +4244,7 @@
                 <w:i w:val="0"/>
                 <w:sz w:val="22"/>
               </w:rPr>
+              <w:t>Kryteria oceny; Wykład: egzamin pisemny poprzedzony pracami bieżącej oceny, motywującej do systematycznej pracy w trakcie semestru.</w:t>
             </w:r>
           </w:p>
         </w:tc>
@@ -4275,6 +4302,7 @@
                 <w:i w:val="0"/>
                 <w:sz w:val="22"/>
               </w:rPr>
+              <w:t>Kryteria oceny; Wykład: egzamin pisemny poprzedzony pracami bieżącej oceny, motywującej do systematycznej pracy w trakcie semestru.</w:t>
             </w:r>
           </w:p>
         </w:tc>
@@ -4380,62 +4408,6 @@
                 <w:sz w:val="16"/>
               </w:rPr>
               <w:t>Wyposażenie specjalistyczne konieczne do realizacji przedmiotu</w:t>
-            </w:r>
-          </w:p>
-        </w:tc>
-      </w:tr>
-      <w:tr>
-        <w:tc>
-          <w:tcPr>
-            <w:tcW w:type="dxa" w:w="3324"/>
-          </w:tcPr>
-          <w:p>
-            <w:pPr>
-              <w:spacing w:before="20" w:after="20"/>
-            </w:pPr>
-            <w:r>
-              <w:rPr>
-                <w:rFonts w:ascii="Aptos" w:hAnsi="Aptos"/>
-                <w:b w:val="0"/>
-                <w:i w:val="0"/>
-                <w:sz w:val="22"/>
-              </w:rPr>
-            </w:r>
-          </w:p>
-        </w:tc>
-        <w:tc>
-          <w:tcPr>
-            <w:tcW w:type="dxa" w:w="3324"/>
-          </w:tcPr>
-          <w:p>
-            <w:pPr>
-              <w:spacing w:before="20" w:after="20"/>
-            </w:pPr>
-            <w:r>
-              <w:rPr>
-                <w:rFonts w:ascii="Aptos" w:hAnsi="Aptos"/>
-                <w:b w:val="0"/>
-                <w:i w:val="0"/>
-                <w:sz w:val="22"/>
-              </w:rPr>
-            </w:r>
-          </w:p>
-        </w:tc>
-        <w:tc>
-          <w:tcPr>
-            <w:tcW w:type="dxa" w:w="3324"/>
-          </w:tcPr>
-          <w:p>
-            <w:pPr>
-              <w:spacing w:before="20" w:after="20"/>
-            </w:pPr>
-            <w:r>
-              <w:rPr>
-                <w:rFonts w:ascii="Aptos" w:hAnsi="Aptos"/>
-                <w:b w:val="0"/>
-                <w:i w:val="0"/>
-                <w:sz w:val="22"/>
-              </w:rPr>
             </w:r>
           </w:p>
         </w:tc>

--- a/public/assets/files/niestacjonarne/BYT.docx
+++ b/public/assets/files/niestacjonarne/BYT.docx
@@ -1156,6 +1156,7 @@
                 <w:i w:val="0"/>
                 <w:sz w:val="22"/>
               </w:rPr>
+              <w:t>Studiowanie materiałów z zakresu budowy i integracji systemów informatycznych; przygotowanie do egzaminu pisemnego; analiza dokumentacji technicznej i architektonicznych wzorców integracji.</w:t>
             </w:r>
           </w:p>
         </w:tc>
@@ -1266,7 +1267,45 @@
           <w:tcPr>
             <w:tcW w:type="dxa" w:w="9972"/>
           </w:tcPr>
-          <w:p/>
+          <w:p>
+            <w:pPr>
+              <w:spacing w:before="20" w:after="20"/>
+            </w:pPr>
+            <w:r>
+              <w:rPr>
+                <w:rFonts w:ascii="Aptos" w:hAnsi="Aptos"/>
+                <w:b/>
+                <w:sz w:val="22"/>
+              </w:rPr>
+              <w:t>Wykład:</w:t>
+            </w:r>
+          </w:p>
+          <w:p>
+            <w:pPr>
+              <w:spacing w:before="20" w:after="20"/>
+            </w:pPr>
+            <w:r>
+              <w:rPr>
+                <w:rFonts w:ascii="Aptos" w:hAnsi="Aptos"/>
+                <w:b w:val="0"/>
+                <w:sz w:val="22"/>
+              </w:rPr>
+              <w:t>• wykład z prezentacją multimedialną</w:t>
+            </w:r>
+          </w:p>
+          <w:p>
+            <w:pPr>
+              <w:spacing w:before="20" w:after="20"/>
+            </w:pPr>
+            <w:r>
+              <w:rPr>
+                <w:rFonts w:ascii="Aptos" w:hAnsi="Aptos"/>
+                <w:b w:val="0"/>
+                <w:sz w:val="22"/>
+              </w:rPr>
+              <w:t>• wykład konwersatoryjny (z elementami dyskusji)</w:t>
+            </w:r>
+          </w:p>
         </w:tc>
       </w:tr>
     </w:tbl>
@@ -1517,19 +1556,7 @@
                 <w:rFonts w:ascii="Aptos" w:hAnsi="Aptos"/>
                 <w:sz w:val="22"/>
               </w:rPr>
-              <w:t>1. Kryteria oceny</w:t>
-            </w:r>
-          </w:p>
-          <w:p>
-            <w:pPr>
-              <w:spacing w:before="20" w:after="20"/>
-            </w:pPr>
-            <w:r>
-              <w:rPr>
-                <w:rFonts w:ascii="Aptos" w:hAnsi="Aptos"/>
-                <w:sz w:val="22"/>
-              </w:rPr>
-              <w:t>2. Wykład: egzamin pisemny poprzedzony pracami bieżącej oceny, motywującej do systematycznej pracy w trakcie semestru.</w:t>
+              <w:t>1. egzamin pisemny z zadaniami problemowymi</w:t>
             </w:r>
           </w:p>
         </w:tc>
@@ -1544,21 +1571,10 @@
             <w:r>
               <w:rPr>
                 <w:rFonts w:ascii="Aptos" w:hAnsi="Aptos"/>
+                <w:b w:val="0"/>
+                <w:i w:val="0"/>
                 <w:sz w:val="22"/>
               </w:rPr>
-              <w:t>1. Kryteria oceny</w:t>
-            </w:r>
-          </w:p>
-          <w:p>
-            <w:pPr>
-              <w:spacing w:before="20" w:after="20"/>
-            </w:pPr>
-            <w:r>
-              <w:rPr>
-                <w:rFonts w:ascii="Aptos" w:hAnsi="Aptos"/>
-                <w:sz w:val="22"/>
-              </w:rPr>
-              <w:t>2. Wykład: egzamin pisemny poprzedzony pracami bieżącej oceny, motywującej do systematycznej pracy w trakcie semestru.</w:t>
             </w:r>
           </w:p>
         </w:tc>
@@ -3387,7 +3403,7 @@
                 <w:i w:val="0"/>
                 <w:sz w:val="22"/>
               </w:rPr>
-              <w:t>Kryteria oceny; Wykład: egzamin pisemny poprzedzony pracami bieżącej oceny, motywującej do systematycznej pracy w trakcie semestru.</w:t>
+              <w:t>egzamin pisemny z zadaniami problemowymi</w:t>
             </w:r>
           </w:p>
         </w:tc>
@@ -3446,7 +3462,7 @@
                 <w:i w:val="0"/>
                 <w:sz w:val="22"/>
               </w:rPr>
-              <w:t>Kryteria oceny; Wykład: egzamin pisemny poprzedzony pracami bieżącej oceny, motywującej do systematycznej pracy w trakcie semestru.</w:t>
+              <w:t>egzamin pisemny z zadaniami problemowymi</w:t>
             </w:r>
           </w:p>
         </w:tc>
@@ -3505,7 +3521,7 @@
                 <w:i w:val="0"/>
                 <w:sz w:val="22"/>
               </w:rPr>
-              <w:t>Kryteria oceny; Wykład: egzamin pisemny poprzedzony pracami bieżącej oceny, motywującej do systematycznej pracy w trakcie semestru.</w:t>
+              <w:t>egzamin pisemny z zadaniami problemowymi</w:t>
             </w:r>
           </w:p>
         </w:tc>
@@ -3564,7 +3580,7 @@
                 <w:i w:val="0"/>
                 <w:sz w:val="22"/>
               </w:rPr>
-              <w:t>Kryteria oceny; Wykład: egzamin pisemny poprzedzony pracami bieżącej oceny, motywującej do systematycznej pracy w trakcie semestru.</w:t>
+              <w:t>egzamin pisemny z zadaniami problemowymi</w:t>
             </w:r>
           </w:p>
         </w:tc>
@@ -3623,7 +3639,7 @@
                 <w:i w:val="0"/>
                 <w:sz w:val="22"/>
               </w:rPr>
-              <w:t>Kryteria oceny; Wykład: egzamin pisemny poprzedzony pracami bieżącej oceny, motywującej do systematycznej pracy w trakcie semestru.</w:t>
+              <w:t>egzamin pisemny z zadaniami problemowymi</w:t>
             </w:r>
           </w:p>
         </w:tc>
@@ -3787,7 +3803,7 @@
                 <w:i w:val="0"/>
                 <w:sz w:val="22"/>
               </w:rPr>
-              <w:t>Kryteria oceny; Wykład: egzamin pisemny poprzedzony pracami bieżącej oceny, motywującej do systematycznej pracy w trakcie semestru.</w:t>
+              <w:t>egzamin pisemny z zadaniami problemowymi</w:t>
             </w:r>
           </w:p>
         </w:tc>
@@ -3846,7 +3862,7 @@
                 <w:i w:val="0"/>
                 <w:sz w:val="22"/>
               </w:rPr>
-              <w:t>Kryteria oceny; Wykład: egzamin pisemny poprzedzony pracami bieżącej oceny, motywującej do systematycznej pracy w trakcie semestru.</w:t>
+              <w:t>egzamin pisemny z zadaniami problemowymi</w:t>
             </w:r>
           </w:p>
         </w:tc>
@@ -3905,7 +3921,7 @@
                 <w:i w:val="0"/>
                 <w:sz w:val="22"/>
               </w:rPr>
-              <w:t>Kryteria oceny; Wykład: egzamin pisemny poprzedzony pracami bieżącej oceny, motywującej do systematycznej pracy w trakcie semestru.</w:t>
+              <w:t>egzamin pisemny z zadaniami problemowymi</w:t>
             </w:r>
           </w:p>
         </w:tc>
@@ -3964,7 +3980,7 @@
                 <w:i w:val="0"/>
                 <w:sz w:val="22"/>
               </w:rPr>
-              <w:t>Kryteria oceny; Wykład: egzamin pisemny poprzedzony pracami bieżącej oceny, motywującej do systematycznej pracy w trakcie semestru.</w:t>
+              <w:t>egzamin pisemny z zadaniami problemowymi</w:t>
             </w:r>
           </w:p>
         </w:tc>
@@ -4023,7 +4039,7 @@
                 <w:i w:val="0"/>
                 <w:sz w:val="22"/>
               </w:rPr>
-              <w:t>Kryteria oceny; Wykład: egzamin pisemny poprzedzony pracami bieżącej oceny, motywującej do systematycznej pracy w trakcie semestru.</w:t>
+              <w:t>egzamin pisemny z zadaniami problemowymi</w:t>
             </w:r>
           </w:p>
         </w:tc>
@@ -4186,7 +4202,7 @@
                 <w:i w:val="0"/>
                 <w:sz w:val="22"/>
               </w:rPr>
-              <w:t>Kryteria oceny; Wykład: egzamin pisemny poprzedzony pracami bieżącej oceny, motywującej do systematycznej pracy w trakcie semestru.</w:t>
+              <w:t>egzamin pisemny z zadaniami problemowymi</w:t>
             </w:r>
           </w:p>
         </w:tc>
@@ -4244,7 +4260,7 @@
                 <w:i w:val="0"/>
                 <w:sz w:val="22"/>
               </w:rPr>
-              <w:t>Kryteria oceny; Wykład: egzamin pisemny poprzedzony pracami bieżącej oceny, motywującej do systematycznej pracy w trakcie semestru.</w:t>
+              <w:t>egzamin pisemny z zadaniami problemowymi</w:t>
             </w:r>
           </w:p>
         </w:tc>
@@ -4302,7 +4318,7 @@
                 <w:i w:val="0"/>
                 <w:sz w:val="22"/>
               </w:rPr>
-              <w:t>Kryteria oceny; Wykład: egzamin pisemny poprzedzony pracami bieżącej oceny, motywującej do systematycznej pracy w trakcie semestru.</w:t>
+              <w:t>egzamin pisemny z zadaniami problemowymi</w:t>
             </w:r>
           </w:p>
         </w:tc>

--- a/public/assets/files/niestacjonarne/BYT.docx
+++ b/public/assets/files/niestacjonarne/BYT.docx
@@ -3803,66 +3803,6 @@
                 <w:i w:val="0"/>
                 <w:sz w:val="22"/>
               </w:rPr>
-              <w:t>egzamin pisemny z zadaniami problemowymi</w:t>
-            </w:r>
-          </w:p>
-        </w:tc>
-      </w:tr>
-      <w:tr>
-        <w:tc>
-          <w:tcPr>
-            <w:tcW w:type="dxa" w:w="3324"/>
-          </w:tcPr>
-          <w:p>
-            <w:pPr>
-              <w:spacing w:before="20" w:after="20"/>
-            </w:pPr>
-            <w:r>
-              <w:rPr>
-                <w:rFonts w:ascii="Aptos" w:hAnsi="Aptos"/>
-                <w:b w:val="0"/>
-                <w:i w:val="0"/>
-                <w:sz w:val="22"/>
-              </w:rPr>
-              <w:t>K_U16</w:t>
-            </w:r>
-          </w:p>
-        </w:tc>
-        <w:tc>
-          <w:tcPr>
-            <w:tcW w:type="dxa" w:w="3324"/>
-          </w:tcPr>
-          <w:p>
-            <w:pPr>
-              <w:spacing w:before="20" w:after="20"/>
-            </w:pPr>
-            <w:r>
-              <w:rPr>
-                <w:rFonts w:ascii="Aptos" w:hAnsi="Aptos"/>
-                <w:b w:val="0"/>
-                <w:i w:val="0"/>
-                <w:sz w:val="22"/>
-              </w:rPr>
-              <w:t>Student potrafi sformułować zapytania SQL, zaprojektować schemat relacyjnej bazy danych na podstawie modelu ERD oraz zarządzać transakcjami i uprawnieniami w systemie bazodanowym. [K_U18]</w:t>
-            </w:r>
-          </w:p>
-        </w:tc>
-        <w:tc>
-          <w:tcPr>
-            <w:tcW w:type="dxa" w:w="3324"/>
-          </w:tcPr>
-          <w:p>
-            <w:pPr>
-              <w:spacing w:before="20" w:after="20"/>
-            </w:pPr>
-            <w:r>
-              <w:rPr>
-                <w:rFonts w:ascii="Aptos" w:hAnsi="Aptos"/>
-                <w:b w:val="0"/>
-                <w:i w:val="0"/>
-                <w:sz w:val="22"/>
-              </w:rPr>
-              <w:t>egzamin pisemny z zadaniami problemowymi</w:t>
             </w:r>
           </w:p>
         </w:tc>
@@ -3902,7 +3842,7 @@
                 <w:i w:val="0"/>
                 <w:sz w:val="22"/>
               </w:rPr>
-              <w:t>Student potrafi zaplanować i zrealizować projekt programistyczny metodą obiektową z zastosowaniem wzorców projektowych, narzędzi CI/CD oraz systemów kontroli wersji (Git). [K_U19]</w:t>
+              <w:t>Student potrafi sformułować zapytania SQL, zaprojektować schemat relacyjnej bazy danych na podstawie modelu ERD oraz zarządzać transakcjami i uprawnieniami w systemie bazodanowym. [K_U18]</w:t>
             </w:r>
           </w:p>
         </w:tc>
@@ -3921,7 +3861,6 @@
                 <w:i w:val="0"/>
                 <w:sz w:val="22"/>
               </w:rPr>
-              <w:t>egzamin pisemny z zadaniami problemowymi</w:t>
             </w:r>
           </w:p>
         </w:tc>
@@ -3961,7 +3900,7 @@
                 <w:i w:val="0"/>
                 <w:sz w:val="22"/>
               </w:rPr>
-              <w:t>Student potrafi zaplanować i przeprowadzić pełny proces testowania oprogramowania: opracować plan testów, napisać testy automatyczne (JUnit/NUnit/pytest), wykonać testy regresji i zinterpretować wyniki. [K_U22]</w:t>
+              <w:t>Student potrafi zaplanować i zrealizować projekt programistyczny metodą obiektową z zastosowaniem wzorców projektowych, narzędzi CI/CD oraz systemów kontroli wersji (Git). [K_U19]</w:t>
             </w:r>
           </w:p>
         </w:tc>
@@ -3980,7 +3919,6 @@
                 <w:i w:val="0"/>
                 <w:sz w:val="22"/>
               </w:rPr>
-              <w:t>egzamin pisemny z zadaniami problemowymi</w:t>
             </w:r>
           </w:p>
         </w:tc>
@@ -4001,7 +3939,65 @@
                 <w:i w:val="0"/>
                 <w:sz w:val="22"/>
               </w:rPr>
-              <w:t>K_U20</w:t>
+              <w:t>K_U22</w:t>
+            </w:r>
+          </w:p>
+        </w:tc>
+        <w:tc>
+          <w:tcPr>
+            <w:tcW w:type="dxa" w:w="3324"/>
+          </w:tcPr>
+          <w:p>
+            <w:pPr>
+              <w:spacing w:before="20" w:after="20"/>
+            </w:pPr>
+            <w:r>
+              <w:rPr>
+                <w:rFonts w:ascii="Aptos" w:hAnsi="Aptos"/>
+                <w:b w:val="0"/>
+                <w:i w:val="0"/>
+                <w:sz w:val="22"/>
+              </w:rPr>
+              <w:t>Student potrafi zaplanować i przeprowadzić pełny proces testowania oprogramowania: opracować plan testów, napisać testy automatyczne (JUnit/NUnit/pytest), wykonać testy regresji i zinterpretować wyniki. [K_U22]</w:t>
+            </w:r>
+          </w:p>
+        </w:tc>
+        <w:tc>
+          <w:tcPr>
+            <w:tcW w:type="dxa" w:w="3324"/>
+          </w:tcPr>
+          <w:p>
+            <w:pPr>
+              <w:spacing w:before="20" w:after="20"/>
+            </w:pPr>
+            <w:r>
+              <w:rPr>
+                <w:rFonts w:ascii="Aptos" w:hAnsi="Aptos"/>
+                <w:b w:val="0"/>
+                <w:i w:val="0"/>
+                <w:sz w:val="22"/>
+              </w:rPr>
+            </w:r>
+          </w:p>
+        </w:tc>
+      </w:tr>
+      <w:tr>
+        <w:tc>
+          <w:tcPr>
+            <w:tcW w:type="dxa" w:w="3324"/>
+          </w:tcPr>
+          <w:p>
+            <w:pPr>
+              <w:spacing w:before="20" w:after="20"/>
+            </w:pPr>
+            <w:r>
+              <w:rPr>
+                <w:rFonts w:ascii="Aptos" w:hAnsi="Aptos"/>
+                <w:b w:val="0"/>
+                <w:i w:val="0"/>
+                <w:sz w:val="22"/>
+              </w:rPr>
+              <w:t>K_U21</w:t>
             </w:r>
           </w:p>
         </w:tc>
@@ -4039,7 +4035,6 @@
                 <w:i w:val="0"/>
                 <w:sz w:val="22"/>
               </w:rPr>
-              <w:t>egzamin pisemny z zadaniami problemowymi</w:t>
             </w:r>
           </w:p>
         </w:tc>
@@ -4165,6 +4160,7 @@
                 <w:i w:val="0"/>
                 <w:sz w:val="22"/>
               </w:rPr>
+              <w:t>K_K04</w:t>
             </w:r>
           </w:p>
         </w:tc>
@@ -4202,7 +4198,6 @@
                 <w:i w:val="0"/>
                 <w:sz w:val="22"/>
               </w:rPr>
-              <w:t>egzamin pisemny z zadaniami problemowymi</w:t>
             </w:r>
           </w:p>
         </w:tc>
@@ -4223,6 +4218,7 @@
                 <w:i w:val="0"/>
                 <w:sz w:val="22"/>
               </w:rPr>
+              <w:t>K_K03</w:t>
             </w:r>
           </w:p>
         </w:tc>
@@ -4260,7 +4256,6 @@
                 <w:i w:val="0"/>
                 <w:sz w:val="22"/>
               </w:rPr>
-              <w:t>egzamin pisemny z zadaniami problemowymi</w:t>
             </w:r>
           </w:p>
         </w:tc>
@@ -4281,6 +4276,7 @@
                 <w:i w:val="0"/>
                 <w:sz w:val="22"/>
               </w:rPr>
+              <w:t>K_K06</w:t>
             </w:r>
           </w:p>
         </w:tc>
@@ -4318,7 +4314,6 @@
                 <w:i w:val="0"/>
                 <w:sz w:val="22"/>
               </w:rPr>
-              <w:t>egzamin pisemny z zadaniami problemowymi</w:t>
             </w:r>
           </w:p>
         </w:tc>

--- a/public/assets/files/niestacjonarne/BYT.docx
+++ b/public/assets/files/niestacjonarne/BYT.docx
@@ -1938,14 +1938,13 @@
       </w:tblPr>
       <w:tblGrid>
         <w:gridCol w:w="680"/>
-        <w:gridCol w:w="4536"/>
-        <w:gridCol w:w="4252"/>
+        <w:gridCol w:w="8788"/>
       </w:tblGrid>
       <w:tr>
         <w:tc>
           <w:tcPr>
             <w:tcW w:type="dxa" w:w="9468"/>
-            <w:gridSpan w:val="3"/>
+            <w:gridSpan w:val="2"/>
             <w:shd w:val="clear" w:color="auto" w:fill="D9D9D9"/>
           </w:tcPr>
           <w:p>
@@ -1987,7 +1986,7 @@
         </w:tc>
         <w:tc>
           <w:tcPr>
-            <w:tcW w:type="dxa" w:w="4536"/>
+            <w:tcW w:type="dxa" w:w="8788"/>
             <w:shd w:val="clear" w:color="auto" w:fill="D9D9D9"/>
           </w:tcPr>
           <w:p>
@@ -2001,27 +2000,7 @@
                 <w:i w:val="0"/>
                 <w:sz w:val="16"/>
               </w:rPr>
-              <w:t>Wykład</w:t>
-            </w:r>
-          </w:p>
-        </w:tc>
-        <w:tc>
-          <w:tcPr>
-            <w:tcW w:type="dxa" w:w="4252"/>
-            <w:shd w:val="clear" w:color="auto" w:fill="D9D9D9"/>
-          </w:tcPr>
-          <w:p>
-            <w:pPr>
-              <w:spacing w:before="20" w:after="20"/>
-            </w:pPr>
-            <w:r>
-              <w:rPr>
-                <w:rFonts w:ascii="Aptos" w:hAnsi="Aptos"/>
-                <w:b/>
-                <w:i w:val="0"/>
-                <w:sz w:val="16"/>
-              </w:rPr>
-              <w:t>Ćwiczenia / Laboratorium / Pracownia</w:t>
+              <w:t>Treści programowe</w:t>
             </w:r>
           </w:p>
         </w:tc>
@@ -2048,7 +2027,7 @@
         </w:tc>
         <w:tc>
           <w:tcPr>
-            <w:tcW w:type="dxa" w:w="4536"/>
+            <w:tcW w:type="dxa" w:w="8788"/>
           </w:tcPr>
           <w:p>
             <w:pPr>
@@ -2062,24 +2041,6 @@
                 <w:sz w:val="22"/>
               </w:rPr>
               <w:t>Wykład:</w:t>
-            </w:r>
-          </w:p>
-        </w:tc>
-        <w:tc>
-          <w:tcPr>
-            <w:tcW w:type="dxa" w:w="4252"/>
-          </w:tcPr>
-          <w:p>
-            <w:pPr>
-              <w:spacing w:before="20" w:after="20"/>
-            </w:pPr>
-            <w:r>
-              <w:rPr>
-                <w:rFonts w:ascii="Aptos" w:hAnsi="Aptos"/>
-                <w:b w:val="0"/>
-                <w:i w:val="0"/>
-                <w:sz w:val="22"/>
-              </w:rPr>
             </w:r>
           </w:p>
         </w:tc>
@@ -2106,7 +2067,7 @@
         </w:tc>
         <w:tc>
           <w:tcPr>
-            <w:tcW w:type="dxa" w:w="4536"/>
+            <w:tcW w:type="dxa" w:w="8788"/>
           </w:tcPr>
           <w:p>
             <w:pPr>
@@ -2120,24 +2081,6 @@
                 <w:sz w:val="22"/>
               </w:rPr>
               <w:t>Przedmiot i zagadnienia inżynierii oprogramowania. Podstawowe motywacje, społeczny kontekst przedsięwzięcia. Modelowanie pojęciowe. Pojęcie metodyki. Modele cyklu życia oprogramowania</w:t>
-            </w:r>
-          </w:p>
-        </w:tc>
-        <w:tc>
-          <w:tcPr>
-            <w:tcW w:type="dxa" w:w="4252"/>
-          </w:tcPr>
-          <w:p>
-            <w:pPr>
-              <w:spacing w:before="20" w:after="20"/>
-            </w:pPr>
-            <w:r>
-              <w:rPr>
-                <w:rFonts w:ascii="Aptos" w:hAnsi="Aptos"/>
-                <w:b w:val="0"/>
-                <w:i w:val="0"/>
-                <w:sz w:val="22"/>
-              </w:rPr>
             </w:r>
           </w:p>
         </w:tc>
@@ -2164,7 +2107,7 @@
         </w:tc>
         <w:tc>
           <w:tcPr>
-            <w:tcW w:type="dxa" w:w="4536"/>
+            <w:tcW w:type="dxa" w:w="8788"/>
           </w:tcPr>
           <w:p>
             <w:pPr>
@@ -2178,24 +2121,6 @@
                 <w:sz w:val="22"/>
               </w:rPr>
               <w:t>Przebieg i ocena fazy strategicznej. Planowanie projektu. Projekt informatyczny; podstawowe charakterystyki, pojęcia, udziałowcy projektu; cykl życia i zakres projektu. Planowanie zadań. Identyfikacja problemu; Wzbogacony wizerunek (Rich Picture). Decyzje strategiczne i wizja rozwiązania.</w:t>
-            </w:r>
-          </w:p>
-        </w:tc>
-        <w:tc>
-          <w:tcPr>
-            <w:tcW w:type="dxa" w:w="4252"/>
-          </w:tcPr>
-          <w:p>
-            <w:pPr>
-              <w:spacing w:before="20" w:after="20"/>
-            </w:pPr>
-            <w:r>
-              <w:rPr>
-                <w:rFonts w:ascii="Aptos" w:hAnsi="Aptos"/>
-                <w:b w:val="0"/>
-                <w:i w:val="0"/>
-                <w:sz w:val="22"/>
-              </w:rPr>
             </w:r>
           </w:p>
         </w:tc>
@@ -2222,7 +2147,7 @@
         </w:tc>
         <w:tc>
           <w:tcPr>
-            <w:tcW w:type="dxa" w:w="4536"/>
+            <w:tcW w:type="dxa" w:w="8788"/>
           </w:tcPr>
           <w:p>
             <w:pPr>
@@ -2236,24 +2161,6 @@
                 <w:sz w:val="22"/>
               </w:rPr>
               <w:t>Studium Wykonalności projektu informatycznego. Cele, płaszczyzny oceny –techniczna, ekonomiczna, organizacyjna i prawna; ryzyko przedsięwzięcia. Przykłady studiów wykonalności</w:t>
-            </w:r>
-          </w:p>
-        </w:tc>
-        <w:tc>
-          <w:tcPr>
-            <w:tcW w:type="dxa" w:w="4252"/>
-          </w:tcPr>
-          <w:p>
-            <w:pPr>
-              <w:spacing w:before="20" w:after="20"/>
-            </w:pPr>
-            <w:r>
-              <w:rPr>
-                <w:rFonts w:ascii="Aptos" w:hAnsi="Aptos"/>
-                <w:b w:val="0"/>
-                <w:i w:val="0"/>
-                <w:sz w:val="22"/>
-              </w:rPr>
             </w:r>
           </w:p>
         </w:tc>
@@ -2280,7 +2187,7 @@
         </w:tc>
         <w:tc>
           <w:tcPr>
-            <w:tcW w:type="dxa" w:w="4536"/>
+            <w:tcW w:type="dxa" w:w="8788"/>
           </w:tcPr>
           <w:p>
             <w:pPr>
@@ -2294,24 +2201,6 @@
                 <w:sz w:val="22"/>
               </w:rPr>
               <w:t>Analiza wymagań i proces inżynierii wymagań. Wymagania stawiane oprogramowaniu. Cechy dobrego wymagania. Metody pozyskiwania wymagań, user stories. Podział i klasyfikacja wymagań. Miary i formalne techniki  specyfikowania wymagań.</w:t>
-            </w:r>
-          </w:p>
-        </w:tc>
-        <w:tc>
-          <w:tcPr>
-            <w:tcW w:type="dxa" w:w="4252"/>
-          </w:tcPr>
-          <w:p>
-            <w:pPr>
-              <w:spacing w:before="20" w:after="20"/>
-            </w:pPr>
-            <w:r>
-              <w:rPr>
-                <w:rFonts w:ascii="Aptos" w:hAnsi="Aptos"/>
-                <w:b w:val="0"/>
-                <w:i w:val="0"/>
-                <w:sz w:val="22"/>
-              </w:rPr>
             </w:r>
           </w:p>
         </w:tc>
@@ -2338,7 +2227,7 @@
         </w:tc>
         <w:tc>
           <w:tcPr>
-            <w:tcW w:type="dxa" w:w="4536"/>
+            <w:tcW w:type="dxa" w:w="8788"/>
           </w:tcPr>
           <w:p>
             <w:pPr>
@@ -2352,24 +2241,6 @@
                 <w:sz w:val="22"/>
               </w:rPr>
               <w:t>Strategie i procesy prowadzenia projektów informatycznych; tradycyjne (model kaskadowy, model V, prototypowanie, przyrostowy, spiralny) i nowoczesne cykle wytwarzania oprogramowania (reuse i komponentowość), MDA, ponowna inżynieria, RUP.</w:t>
-            </w:r>
-          </w:p>
-        </w:tc>
-        <w:tc>
-          <w:tcPr>
-            <w:tcW w:type="dxa" w:w="4252"/>
-          </w:tcPr>
-          <w:p>
-            <w:pPr>
-              <w:spacing w:before="20" w:after="20"/>
-            </w:pPr>
-            <w:r>
-              <w:rPr>
-                <w:rFonts w:ascii="Aptos" w:hAnsi="Aptos"/>
-                <w:b w:val="0"/>
-                <w:i w:val="0"/>
-                <w:sz w:val="22"/>
-              </w:rPr>
             </w:r>
           </w:p>
         </w:tc>
@@ -2396,7 +2267,7 @@
         </w:tc>
         <w:tc>
           <w:tcPr>
-            <w:tcW w:type="dxa" w:w="4536"/>
+            <w:tcW w:type="dxa" w:w="8788"/>
           </w:tcPr>
           <w:p>
             <w:pPr>
@@ -2410,24 +2281,6 @@
                 <w:sz w:val="22"/>
               </w:rPr>
               <w:t>Zwinne metodyki wytwarzania oprogramowania. Programowanie ekstremalne. SCRUM: procesy, artefakty, role. Dobór strategii prowadzenia projektu.</w:t>
-            </w:r>
-          </w:p>
-        </w:tc>
-        <w:tc>
-          <w:tcPr>
-            <w:tcW w:type="dxa" w:w="4252"/>
-          </w:tcPr>
-          <w:p>
-            <w:pPr>
-              <w:spacing w:before="20" w:after="20"/>
-            </w:pPr>
-            <w:r>
-              <w:rPr>
-                <w:rFonts w:ascii="Aptos" w:hAnsi="Aptos"/>
-                <w:b w:val="0"/>
-                <w:i w:val="0"/>
-                <w:sz w:val="22"/>
-              </w:rPr>
             </w:r>
           </w:p>
         </w:tc>
@@ -2454,7 +2307,7 @@
         </w:tc>
         <w:tc>
           <w:tcPr>
-            <w:tcW w:type="dxa" w:w="4536"/>
+            <w:tcW w:type="dxa" w:w="8788"/>
           </w:tcPr>
           <w:p>
             <w:pPr>
@@ -2468,24 +2321,6 @@
                 <w:sz w:val="22"/>
               </w:rPr>
               <w:t>Analiza i projektowanie architektury systemów; role, procesy, techniki i produkty w podejściu obiektowym oraz agile. Wzorce analizy i projektowania; Klasyfikacja i przykłady wzorców.</w:t>
-            </w:r>
-          </w:p>
-        </w:tc>
-        <w:tc>
-          <w:tcPr>
-            <w:tcW w:type="dxa" w:w="4252"/>
-          </w:tcPr>
-          <w:p>
-            <w:pPr>
-              <w:spacing w:before="20" w:after="20"/>
-            </w:pPr>
-            <w:r>
-              <w:rPr>
-                <w:rFonts w:ascii="Aptos" w:hAnsi="Aptos"/>
-                <w:b w:val="0"/>
-                <w:i w:val="0"/>
-                <w:sz w:val="22"/>
-              </w:rPr>
             </w:r>
           </w:p>
         </w:tc>
@@ -2512,7 +2347,7 @@
         </w:tc>
         <w:tc>
           <w:tcPr>
-            <w:tcW w:type="dxa" w:w="4536"/>
+            <w:tcW w:type="dxa" w:w="8788"/>
           </w:tcPr>
           <w:p>
             <w:pPr>
@@ -2526,24 +2361,6 @@
                 <w:sz w:val="22"/>
               </w:rPr>
               <w:t>Optymalizacja projektu dla specyfiki produktu. Projektowanie systemów rozproszonych, krytycznych, czasu rzeczywistego i wielokrotnego użytku.</w:t>
-            </w:r>
-          </w:p>
-        </w:tc>
-        <w:tc>
-          <w:tcPr>
-            <w:tcW w:type="dxa" w:w="4252"/>
-          </w:tcPr>
-          <w:p>
-            <w:pPr>
-              <w:spacing w:before="20" w:after="20"/>
-            </w:pPr>
-            <w:r>
-              <w:rPr>
-                <w:rFonts w:ascii="Aptos" w:hAnsi="Aptos"/>
-                <w:b w:val="0"/>
-                <w:i w:val="0"/>
-                <w:sz w:val="22"/>
-              </w:rPr>
             </w:r>
           </w:p>
         </w:tc>
@@ -2570,7 +2387,7 @@
         </w:tc>
         <w:tc>
           <w:tcPr>
-            <w:tcW w:type="dxa" w:w="4536"/>
+            <w:tcW w:type="dxa" w:w="8788"/>
           </w:tcPr>
           <w:p>
             <w:pPr>
@@ -2584,24 +2401,6 @@
                 <w:sz w:val="22"/>
               </w:rPr>
               <w:t>Zarządzanie przedsięwzięciem informatycznym. Infrastruktura - dokumentacja procesu wytwarzania i produktu programistycznego, komunikacja, struktury organizacyjne. Raportowanie. Obszary zarządzania. zarządzanie zespołem. Harmonogramowanie.</w:t>
-            </w:r>
-          </w:p>
-        </w:tc>
-        <w:tc>
-          <w:tcPr>
-            <w:tcW w:type="dxa" w:w="4252"/>
-          </w:tcPr>
-          <w:p>
-            <w:pPr>
-              <w:spacing w:before="20" w:after="20"/>
-            </w:pPr>
-            <w:r>
-              <w:rPr>
-                <w:rFonts w:ascii="Aptos" w:hAnsi="Aptos"/>
-                <w:b w:val="0"/>
-                <w:i w:val="0"/>
-                <w:sz w:val="22"/>
-              </w:rPr>
             </w:r>
           </w:p>
         </w:tc>
@@ -2628,7 +2427,7 @@
         </w:tc>
         <w:tc>
           <w:tcPr>
-            <w:tcW w:type="dxa" w:w="4536"/>
+            <w:tcW w:type="dxa" w:w="8788"/>
           </w:tcPr>
           <w:p>
             <w:pPr>
@@ -2642,24 +2441,6 @@
                 <w:sz w:val="22"/>
               </w:rPr>
               <w:t>Implementacja, integracja i wersjonowanie oprogramowania.; środowiska narzędziowe oraz technologie. Zarządzanie konfiguracją oprogramowania.</w:t>
-            </w:r>
-          </w:p>
-        </w:tc>
-        <w:tc>
-          <w:tcPr>
-            <w:tcW w:type="dxa" w:w="4252"/>
-          </w:tcPr>
-          <w:p>
-            <w:pPr>
-              <w:spacing w:before="20" w:after="20"/>
-            </w:pPr>
-            <w:r>
-              <w:rPr>
-                <w:rFonts w:ascii="Aptos" w:hAnsi="Aptos"/>
-                <w:b w:val="0"/>
-                <w:i w:val="0"/>
-                <w:sz w:val="22"/>
-              </w:rPr>
             </w:r>
           </w:p>
         </w:tc>
@@ -2686,7 +2467,7 @@
         </w:tc>
         <w:tc>
           <w:tcPr>
-            <w:tcW w:type="dxa" w:w="4536"/>
+            <w:tcW w:type="dxa" w:w="8788"/>
           </w:tcPr>
           <w:p>
             <w:pPr>
@@ -2700,24 +2481,6 @@
                 <w:sz w:val="22"/>
               </w:rPr>
               <w:t>Pojęcie jakości oprogramowania i dróg jej osiągania. Standardy jakości i dobre praktyki jakości. Zapewnianie jakości oprogramowania. Modele i miary jakości oprogramowania. Wprowadzenie do zarządzania jakością. Inspekcja kodu i analiza bezpieczeństwa. Metody szacowania nakładów. Model COCOMO II.</w:t>
-            </w:r>
-          </w:p>
-        </w:tc>
-        <w:tc>
-          <w:tcPr>
-            <w:tcW w:type="dxa" w:w="4252"/>
-          </w:tcPr>
-          <w:p>
-            <w:pPr>
-              <w:spacing w:before="20" w:after="20"/>
-            </w:pPr>
-            <w:r>
-              <w:rPr>
-                <w:rFonts w:ascii="Aptos" w:hAnsi="Aptos"/>
-                <w:b w:val="0"/>
-                <w:i w:val="0"/>
-                <w:sz w:val="22"/>
-              </w:rPr>
             </w:r>
           </w:p>
         </w:tc>
@@ -2744,7 +2507,7 @@
         </w:tc>
         <w:tc>
           <w:tcPr>
-            <w:tcW w:type="dxa" w:w="4536"/>
+            <w:tcW w:type="dxa" w:w="8788"/>
           </w:tcPr>
           <w:p>
             <w:pPr>
@@ -2758,24 +2521,6 @@
                 <w:sz w:val="22"/>
               </w:rPr>
               <w:t>Testowanie i walidacja oprogramowania. Rodzaje testów testy jednostkowe, integracyjne, systemowe; walidacja i testy akceptacyjne. Typowe fazy i metody testowania. Testy statyczne, funkcjonalne i strukturalne. Czynniki sukcesu i rezultaty testowania. Dokumentowanie testów. Przeglądy oprogramowania.</w:t>
-            </w:r>
-          </w:p>
-        </w:tc>
-        <w:tc>
-          <w:tcPr>
-            <w:tcW w:type="dxa" w:w="4252"/>
-          </w:tcPr>
-          <w:p>
-            <w:pPr>
-              <w:spacing w:before="20" w:after="20"/>
-            </w:pPr>
-            <w:r>
-              <w:rPr>
-                <w:rFonts w:ascii="Aptos" w:hAnsi="Aptos"/>
-                <w:b w:val="0"/>
-                <w:i w:val="0"/>
-                <w:sz w:val="22"/>
-              </w:rPr>
             </w:r>
           </w:p>
         </w:tc>
@@ -2802,7 +2547,7 @@
         </w:tc>
         <w:tc>
           <w:tcPr>
-            <w:tcW w:type="dxa" w:w="4536"/>
+            <w:tcW w:type="dxa" w:w="8788"/>
           </w:tcPr>
           <w:p>
             <w:pPr>
@@ -2816,24 +2561,6 @@
                 <w:sz w:val="22"/>
               </w:rPr>
               <w:t>Instalacja i wdrożenie oprogramowania. Pielęgnacja oprogramowania. Analiza potrzeby wprowadzania modyfikacji. Koszty konserwacji oprogramowania. Kluczowe czynniki sukcesu fazy utrzymania.</w:t>
-            </w:r>
-          </w:p>
-        </w:tc>
-        <w:tc>
-          <w:tcPr>
-            <w:tcW w:type="dxa" w:w="4252"/>
-          </w:tcPr>
-          <w:p>
-            <w:pPr>
-              <w:spacing w:before="20" w:after="20"/>
-            </w:pPr>
-            <w:r>
-              <w:rPr>
-                <w:rFonts w:ascii="Aptos" w:hAnsi="Aptos"/>
-                <w:b w:val="0"/>
-                <w:i w:val="0"/>
-                <w:sz w:val="22"/>
-              </w:rPr>
             </w:r>
           </w:p>
         </w:tc>
@@ -2860,7 +2587,7 @@
         </w:tc>
         <w:tc>
           <w:tcPr>
-            <w:tcW w:type="dxa" w:w="4536"/>
+            <w:tcW w:type="dxa" w:w="8788"/>
           </w:tcPr>
           <w:p>
             <w:pPr>
@@ -2874,24 +2601,6 @@
                 <w:sz w:val="22"/>
               </w:rPr>
               <w:t>Outsourcing w inżynierii oprogramowania.</w:t>
-            </w:r>
-          </w:p>
-        </w:tc>
-        <w:tc>
-          <w:tcPr>
-            <w:tcW w:type="dxa" w:w="4252"/>
-          </w:tcPr>
-          <w:p>
-            <w:pPr>
-              <w:spacing w:before="20" w:after="20"/>
-            </w:pPr>
-            <w:r>
-              <w:rPr>
-                <w:rFonts w:ascii="Aptos" w:hAnsi="Aptos"/>
-                <w:b w:val="0"/>
-                <w:i w:val="0"/>
-                <w:sz w:val="22"/>
-              </w:rPr>
             </w:r>
           </w:p>
         </w:tc>
@@ -2918,7 +2627,7 @@
         </w:tc>
         <w:tc>
           <w:tcPr>
-            <w:tcW w:type="dxa" w:w="4536"/>
+            <w:tcW w:type="dxa" w:w="8788"/>
           </w:tcPr>
           <w:p>
             <w:pPr>
@@ -2932,24 +2641,6 @@
                 <w:sz w:val="22"/>
               </w:rPr>
               <w:t>Informatyczne wsparcie procesów biznesowych. Oprogramowanie klasy CRM, ERP. Architektura systemów ERP. Przykłady dostawców systemów CRM i ERP.</w:t>
-            </w:r>
-          </w:p>
-        </w:tc>
-        <w:tc>
-          <w:tcPr>
-            <w:tcW w:type="dxa" w:w="4252"/>
-          </w:tcPr>
-          <w:p>
-            <w:pPr>
-              <w:spacing w:before="20" w:after="20"/>
-            </w:pPr>
-            <w:r>
-              <w:rPr>
-                <w:rFonts w:ascii="Aptos" w:hAnsi="Aptos"/>
-                <w:b w:val="0"/>
-                <w:i w:val="0"/>
-                <w:sz w:val="22"/>
-              </w:rPr>
             </w:r>
           </w:p>
         </w:tc>

--- a/public/assets/files/niestacjonarne/BYT.docx
+++ b/public/assets/files/niestacjonarne/BYT.docx
@@ -315,7 +315,7 @@
                 <w:i w:val="0"/>
                 <w:sz w:val="22"/>
               </w:rPr>
-              <w:t>6</w:t>
+              <w:t>4</w:t>
             </w:r>
           </w:p>
         </w:tc>
@@ -841,7 +841,7 @@
                 <w:i w:val="0"/>
                 <w:sz w:val="22"/>
               </w:rPr>
-              <w:t>24</w:t>
+              <w:t>16</w:t>
             </w:r>
           </w:p>
         </w:tc>
@@ -861,7 +861,7 @@
                 <w:i w:val="0"/>
                 <w:sz w:val="22"/>
               </w:rPr>
-              <w:t>32</w:t>
+              <w:t>16</w:t>
             </w:r>
           </w:p>
         </w:tc>
@@ -1031,7 +1031,7 @@
                 <w:i w:val="0"/>
                 <w:sz w:val="22"/>
               </w:rPr>
-              <w:t>56</w:t>
+              <w:t>32</w:t>
             </w:r>
           </w:p>
         </w:tc>
@@ -1051,7 +1051,7 @@
                 <w:i w:val="0"/>
                 <w:sz w:val="22"/>
               </w:rPr>
-              <w:t>2.2</w:t>
+              <w:t>1.3</w:t>
             </w:r>
           </w:p>
         </w:tc>
@@ -1093,7 +1093,7 @@
                 <w:i w:val="0"/>
                 <w:sz w:val="22"/>
               </w:rPr>
-              <w:t>94</w:t>
+              <w:t>68</w:t>
             </w:r>
           </w:p>
         </w:tc>
@@ -1113,7 +1113,7 @@
                 <w:i w:val="0"/>
                 <w:sz w:val="22"/>
               </w:rPr>
-              <w:t>3.8</w:t>
+              <w:t>2.7</w:t>
             </w:r>
           </w:p>
         </w:tc>
